--- a/files/application_certification_products_series.docx
+++ b/files/application_certification_products_series.docx
@@ -1,6 +1,6 @@
 
 <file path=word/document.xml><?xml version="1.0" encoding="utf-8"?>
-<w:document xmlns:wpc="http://schemas.microsoft.com/office/word/2010/wordprocessingCanvas" xmlns:cx="http://schemas.microsoft.com/office/drawing/2014/chartex" xmlns:cx1="http://schemas.microsoft.com/office/drawing/2015/9/8/chartex" xmlns:cx2="http://schemas.microsoft.com/office/drawing/2015/10/21/chartex" xmlns:cx3="http://schemas.microsoft.com/office/drawing/2016/5/9/chartex" xmlns:cx4="http://schemas.microsoft.com/office/drawing/2016/5/10/chartex" xmlns:cx5="http://schemas.microsoft.com/office/drawing/2016/5/11/chartex" xmlns:cx6="http://schemas.microsoft.com/office/drawing/2016/5/12/chartex" xmlns:cx7="http://schemas.microsoft.com/office/drawing/2016/5/13/chartex" xmlns:cx8="http://schemas.microsoft.com/office/drawing/2016/5/14/chartex" xmlns:mc="http://schemas.openxmlformats.org/markup-compatibility/2006" xmlns:aink="http://schemas.microsoft.com/office/drawing/2016/ink" xmlns:am3d="http://schemas.microsoft.com/office/drawing/2017/model3d" xmlns:o="urn:schemas-microsoft-com:office:office" xmlns:oel="http://schemas.microsoft.com/office/2019/extlst" xmlns:r="http://schemas.openxmlformats.org/officeDocument/2006/relationships" xmlns:m="http://schemas.openxmlformats.org/officeDocument/2006/math" xmlns:v="urn:schemas-microsoft-com:vml" xmlns:wp14="http://schemas.microsoft.com/office/word/2010/wordprocessingDrawing" xmlns:wp="http://schemas.openxmlformats.org/drawingml/2006/wordprocessingDrawing" xmlns:w10="urn:schemas-microsoft-com:office:word" xmlns:w="http://schemas.openxmlformats.org/wordprocessingml/2006/main" xmlns:w14="http://schemas.microsoft.com/office/word/2010/wordml" xmlns:w15="http://schemas.microsoft.com/office/word/2012/wordml" xmlns:w16cex="http://schemas.microsoft.com/office/word/2018/wordml/cex" xmlns:w16cid="http://schemas.microsoft.com/office/word/2016/wordml/cid" xmlns:w16="http://schemas.microsoft.com/office/word/2018/wordml" xmlns:w16du="http://schemas.microsoft.com/office/word/2023/wordml/word16du" xmlns:w16sdtdh="http://schemas.microsoft.com/office/word/2020/wordml/sdtdatahash" xmlns:w16sdtfl="http://schemas.microsoft.com/office/word/2024/wordml/sdtformatlock" xmlns:w16se="http://schemas.microsoft.com/office/word/2015/wordml/symex" xmlns:wpg="http://schemas.microsoft.com/office/word/2010/wordprocessingGroup" xmlns:wpi="http://schemas.microsoft.com/office/word/2010/wordprocessingInk" xmlns:wne="http://schemas.microsoft.com/office/word/2006/wordml" xmlns:wps="http://schemas.microsoft.com/office/word/2010/wordprocessingShape" mc:Ignorable="w14 w15 w16se w16cid w16 w16cex w16sdtdh w16sdtfl w16du wp14">
+<w:document xmlns:wpc="http://schemas.microsoft.com/office/word/2010/wordprocessingCanvas" xmlns:cx="http://schemas.microsoft.com/office/drawing/2014/chartex" xmlns:cx1="http://schemas.microsoft.com/office/drawing/2015/9/8/chartex" xmlns:mc="http://schemas.openxmlformats.org/markup-compatibility/2006" xmlns:o="urn:schemas-microsoft-com:office:office" xmlns:r="http://schemas.openxmlformats.org/officeDocument/2006/relationships" xmlns:m="http://schemas.openxmlformats.org/officeDocument/2006/math" xmlns:v="urn:schemas-microsoft-com:vml" xmlns:wp14="http://schemas.microsoft.com/office/word/2010/wordprocessingDrawing" xmlns:wp="http://schemas.openxmlformats.org/drawingml/2006/wordprocessingDrawing" xmlns:w10="urn:schemas-microsoft-com:office:word" xmlns:w="http://schemas.openxmlformats.org/wordprocessingml/2006/main" xmlns:w14="http://schemas.microsoft.com/office/word/2010/wordml" xmlns:w15="http://schemas.microsoft.com/office/word/2012/wordml" xmlns:w16se="http://schemas.microsoft.com/office/word/2015/wordml/symex" xmlns:wpg="http://schemas.microsoft.com/office/word/2010/wordprocessingGroup" xmlns:wpi="http://schemas.microsoft.com/office/word/2010/wordprocessingInk" xmlns:wne="http://schemas.microsoft.com/office/word/2006/wordml" xmlns:wps="http://schemas.microsoft.com/office/word/2010/wordprocessingShape" mc:Ignorable="w14 w15 w16se wp14">
   <w:body>
     <w:p>
       <w:pPr>
@@ -469,6 +469,13 @@
           <w:rFonts w:ascii="Times New Roman" w:hAnsi="Times New Roman"/>
           <w:sz w:val="24"/>
         </w:rPr>
+        <w:t xml:space="preserve">Брестская область, </w:t>
+      </w:r>
+      <w:r>
+        <w:rPr>
+          <w:rFonts w:ascii="Times New Roman" w:hAnsi="Times New Roman"/>
+          <w:sz w:val="24"/>
+        </w:rPr>
         <w:t>2240</w:t>
       </w:r>
       <w:r>
@@ -1043,6 +1050,7 @@
         </w:rPr>
         <w:t>«</w:t>
       </w:r>
+      <w:proofErr w:type="spellStart"/>
       <w:r>
         <w:rPr>
           <w:rFonts w:ascii="Times New Roman" w:hAnsi="Times New Roman"/>
@@ -1050,6 +1058,7 @@
         </w:rPr>
         <w:t>Белинвестбанк</w:t>
       </w:r>
+      <w:proofErr w:type="spellEnd"/>
       <w:r>
         <w:rPr>
           <w:rFonts w:ascii="Times New Roman" w:hAnsi="Times New Roman"/>
@@ -1597,31 +1606,40 @@
           <w:sz w:val="24"/>
           <w:szCs w:val="24"/>
         </w:rPr>
-        <w:t>бетонные смеси, готовые к употреблению</w:t>
-      </w:r>
-      <w:r>
-        <w:rPr>
-          <w:rFonts w:ascii="Times New Roman" w:hAnsi="Times New Roman"/>
-          <w:sz w:val="24"/>
-          <w:szCs w:val="24"/>
-        </w:rPr>
-        <w:t xml:space="preserve"> (</w:t>
-      </w:r>
-      <w:r>
-        <w:rPr>
-          <w:rFonts w:ascii="Times New Roman" w:hAnsi="Times New Roman"/>
-          <w:sz w:val="24"/>
-          <w:szCs w:val="24"/>
-        </w:rPr>
-        <w:t>номенклатура продукции</w:t>
-      </w:r>
-      <w:r>
-        <w:rPr>
-          <w:rFonts w:ascii="Times New Roman" w:hAnsi="Times New Roman"/>
-          <w:sz w:val="24"/>
-          <w:szCs w:val="24"/>
-        </w:rPr>
-        <w:t xml:space="preserve"> в </w:t>
+        <w:t xml:space="preserve">песок природный </w:t>
+      </w:r>
+      <w:r>
+        <w:rPr>
+          <w:rFonts w:ascii="Times New Roman" w:hAnsi="Times New Roman"/>
+          <w:sz w:val="24"/>
+          <w:szCs w:val="24"/>
+          <w:lang w:val="en-US"/>
+        </w:rPr>
+        <w:t>I</w:t>
+      </w:r>
+      <w:r>
+        <w:rPr>
+          <w:rFonts w:ascii="Times New Roman" w:hAnsi="Times New Roman"/>
+          <w:sz w:val="24"/>
+          <w:szCs w:val="24"/>
+        </w:rPr>
+        <w:t xml:space="preserve"> </w:t>
+      </w:r>
+      <w:r>
+        <w:rPr>
+          <w:rFonts w:ascii="Times New Roman" w:hAnsi="Times New Roman"/>
+          <w:sz w:val="24"/>
+          <w:szCs w:val="24"/>
+        </w:rPr>
+        <w:t>класса крупный для строительных работ</w:t>
+      </w:r>
+      <w:r>
+        <w:rPr>
+          <w:rFonts w:ascii="Times New Roman" w:hAnsi="Times New Roman"/>
+          <w:sz w:val="24"/>
+          <w:szCs w:val="24"/>
+        </w:rPr>
+        <w:t xml:space="preserve"> </w:t>
       </w:r>
     </w:p>
     <w:p>
@@ -1801,7 +1819,7 @@
           <w:szCs w:val="24"/>
           <w:shd w:val="clear" w:color="auto" w:fill="FFFFFF"/>
         </w:rPr>
-        <w:t>381600000</w:t>
+        <w:t>250590000</w:t>
       </w:r>
       <w:r>
         <w:rPr>
@@ -1817,15 +1835,7 @@
           <w:sz w:val="24"/>
           <w:szCs w:val="24"/>
         </w:rPr>
-        <w:t>23.</w:t>
-      </w:r>
-      <w:r>
-        <w:rPr>
-          <w:rFonts w:ascii="Times New Roman" w:hAnsi="Times New Roman"/>
-          <w:sz w:val="24"/>
-          <w:szCs w:val="24"/>
-        </w:rPr>
-        <w:t>63</w:t>
+        <w:t>08</w:t>
       </w:r>
       <w:r>
         <w:rPr>
@@ -1841,6 +1851,22 @@
           <w:sz w:val="24"/>
           <w:szCs w:val="24"/>
         </w:rPr>
+        <w:t>12</w:t>
+      </w:r>
+      <w:r>
+        <w:rPr>
+          <w:rFonts w:ascii="Times New Roman" w:hAnsi="Times New Roman"/>
+          <w:sz w:val="24"/>
+          <w:szCs w:val="24"/>
+        </w:rPr>
+        <w:t>.</w:t>
+      </w:r>
+      <w:r>
+        <w:rPr>
+          <w:rFonts w:ascii="Times New Roman" w:hAnsi="Times New Roman"/>
+          <w:sz w:val="24"/>
+          <w:szCs w:val="24"/>
+        </w:rPr>
         <w:t>1</w:t>
       </w:r>
       <w:r>
@@ -1849,7 +1875,7 @@
           <w:sz w:val="24"/>
           <w:szCs w:val="24"/>
         </w:rPr>
-        <w:t>0</w:t>
+        <w:t>1</w:t>
       </w:r>
       <w:r>
         <w:rPr>
@@ -2162,35 +2188,30 @@
           <w:sz w:val="24"/>
           <w:szCs w:val="24"/>
         </w:rPr>
-        <w:t>адрес места осуществления деятельности: Республика Беларусь,</w:t>
-      </w:r>
-      <w:r>
-        <w:rPr>
-          <w:rFonts w:ascii="Times New Roman" w:hAnsi="Times New Roman"/>
-          <w:sz w:val="24"/>
-        </w:rPr>
-        <w:t xml:space="preserve"> 224000</w:t>
-      </w:r>
-      <w:r>
-        <w:rPr>
-          <w:rFonts w:ascii="Times New Roman" w:hAnsi="Times New Roman"/>
-          <w:sz w:val="24"/>
-        </w:rPr>
-        <w:t>,</w:t>
-      </w:r>
-      <w:r>
-        <w:rPr>
-          <w:rFonts w:ascii="Times New Roman" w:hAnsi="Times New Roman"/>
-          <w:sz w:val="24"/>
-        </w:rPr>
-        <w:t xml:space="preserve"> г. Брест, ул. </w:t>
-      </w:r>
-      <w:r>
-        <w:rPr>
-          <w:rFonts w:ascii="Times New Roman" w:hAnsi="Times New Roman"/>
-          <w:sz w:val="24"/>
-        </w:rPr>
-        <w:t xml:space="preserve">Катин </w:t>
+        <w:t>адрес места осуществления деятельности</w:t>
+      </w:r>
+      <w:r>
+        <w:rPr>
+          <w:rFonts w:ascii="Times New Roman" w:hAnsi="Times New Roman"/>
+          <w:sz w:val="24"/>
+          <w:szCs w:val="24"/>
+        </w:rPr>
+        <w:t xml:space="preserve"> по изготовлению продукции</w:t>
+      </w:r>
+      <w:r>
+        <w:rPr>
+          <w:rFonts w:ascii="Times New Roman" w:hAnsi="Times New Roman"/>
+          <w:sz w:val="24"/>
+          <w:szCs w:val="24"/>
+        </w:rPr>
+        <w:t>: Республика Беларусь,</w:t>
+      </w:r>
+      <w:r>
+        <w:rPr>
+          <w:rFonts w:ascii="Times New Roman" w:hAnsi="Times New Roman"/>
+          <w:sz w:val="24"/>
+        </w:rPr>
+        <w:t xml:space="preserve"> </w:t>
       </w:r>
     </w:p>
     <w:p>
@@ -2294,7 +2315,14 @@
           <w:rFonts w:ascii="Times New Roman" w:hAnsi="Times New Roman"/>
           <w:sz w:val="24"/>
         </w:rPr>
-        <w:t>Бор, 6</w:t>
+        <w:t xml:space="preserve">224000, г. Брест, ул. Катин </w:t>
+      </w:r>
+      <w:r>
+        <w:rPr>
+          <w:rFonts w:ascii="Times New Roman" w:hAnsi="Times New Roman"/>
+          <w:sz w:val="24"/>
+        </w:rPr>
+        <w:t>Бор</w:t>
       </w:r>
     </w:p>
     <w:p>
@@ -2623,6 +2651,7 @@
           <w:szCs w:val="24"/>
         </w:rPr>
       </w:pPr>
+      <w:proofErr w:type="gramStart"/>
       <w:r>
         <w:rPr>
           <w:rFonts w:ascii="Times New Roman" w:hAnsi="Times New Roman"/>
@@ -2637,39 +2666,24 @@
           <w:sz w:val="24"/>
           <w:szCs w:val="24"/>
         </w:rPr>
-        <w:t xml:space="preserve">СТБ </w:t>
-      </w:r>
-      <w:r>
-        <w:rPr>
-          <w:rFonts w:ascii="Times New Roman" w:hAnsi="Times New Roman"/>
-          <w:sz w:val="24"/>
-          <w:szCs w:val="24"/>
-        </w:rPr>
-        <w:t>1035-96</w:t>
-      </w:r>
-      <w:r>
-        <w:rPr>
-          <w:rFonts w:ascii="Times New Roman" w:hAnsi="Times New Roman"/>
-          <w:sz w:val="24"/>
-          <w:szCs w:val="24"/>
-        </w:rPr>
-        <w:t xml:space="preserve"> «</w:t>
-      </w:r>
-      <w:r>
-        <w:rPr>
-          <w:rFonts w:ascii="Times New Roman" w:hAnsi="Times New Roman"/>
-          <w:sz w:val="24"/>
-          <w:szCs w:val="24"/>
-        </w:rPr>
-        <w:t>Смеси бетонные. Технические условия</w:t>
-      </w:r>
-      <w:r>
-        <w:rPr>
-          <w:rFonts w:ascii="Times New Roman" w:hAnsi="Times New Roman"/>
-          <w:sz w:val="24"/>
-          <w:szCs w:val="24"/>
-        </w:rPr>
-        <w:t>»</w:t>
+        <w:t>ГОСТ</w:t>
+      </w:r>
+      <w:proofErr w:type="gramEnd"/>
+      <w:r>
+        <w:rPr>
+          <w:rFonts w:ascii="Times New Roman" w:hAnsi="Times New Roman"/>
+          <w:sz w:val="24"/>
+          <w:szCs w:val="24"/>
+        </w:rPr>
+        <w:t xml:space="preserve"> 8736-2025 «Песок для строительных работ. Технические условия»</w:t>
+      </w:r>
+      <w:r>
+        <w:rPr>
+          <w:rFonts w:ascii="Times New Roman" w:hAnsi="Times New Roman"/>
+          <w:sz w:val="24"/>
+          <w:szCs w:val="24"/>
+        </w:rPr>
+        <w:t xml:space="preserve"> </w:t>
       </w:r>
     </w:p>
     <w:p>
@@ -2765,6 +2779,114 @@
     <w:p>
       <w:pPr>
         <w:spacing w:after="0" w:line="240" w:lineRule="auto"/>
+        <w:rPr>
+          <w:rFonts w:ascii="Times New Roman" w:hAnsi="Times New Roman"/>
+          <w:sz w:val="24"/>
+          <w:szCs w:val="24"/>
+        </w:rPr>
+      </w:pPr>
+      <w:r>
+        <w:rPr>
+          <w:rFonts w:ascii="Times New Roman" w:hAnsi="Times New Roman"/>
+          <w:sz w:val="24"/>
+          <w:szCs w:val="24"/>
+        </w:rPr>
+        <w:t>соответствует требованиям</w:t>
+      </w:r>
+      <w:r>
+        <w:rPr>
+          <w:rFonts w:ascii="Times New Roman" w:hAnsi="Times New Roman"/>
+          <w:sz w:val="24"/>
+          <w:szCs w:val="24"/>
+        </w:rPr>
+        <w:t xml:space="preserve"> </w:t>
+      </w:r>
+      <w:r>
+        <w:rPr>
+          <w:rFonts w:ascii="Times New Roman" w:hAnsi="Times New Roman"/>
+          <w:sz w:val="24"/>
+          <w:szCs w:val="24"/>
+          <w:lang w:val="en-US"/>
+        </w:rPr>
+        <w:t>TP</w:t>
+      </w:r>
+      <w:r>
+        <w:rPr>
+          <w:rFonts w:ascii="Times New Roman" w:hAnsi="Times New Roman"/>
+          <w:sz w:val="24"/>
+          <w:szCs w:val="24"/>
+        </w:rPr>
+        <w:t xml:space="preserve"> 20</w:t>
+      </w:r>
+      <w:r>
+        <w:rPr>
+          <w:rFonts w:ascii="Times New Roman" w:hAnsi="Times New Roman"/>
+          <w:sz w:val="24"/>
+          <w:szCs w:val="24"/>
+        </w:rPr>
+        <w:t>25</w:t>
+      </w:r>
+      <w:r>
+        <w:rPr>
+          <w:rFonts w:ascii="Times New Roman" w:hAnsi="Times New Roman"/>
+          <w:sz w:val="24"/>
+          <w:szCs w:val="24"/>
+        </w:rPr>
+        <w:t>/013/</w:t>
+      </w:r>
+      <w:r>
+        <w:rPr>
+          <w:rFonts w:ascii="Times New Roman" w:hAnsi="Times New Roman"/>
+          <w:sz w:val="24"/>
+          <w:szCs w:val="24"/>
+          <w:lang w:val="en-US"/>
+        </w:rPr>
+        <w:t>BY</w:t>
+      </w:r>
+      <w:r>
+        <w:rPr>
+          <w:rFonts w:ascii="Times New Roman" w:hAnsi="Times New Roman"/>
+          <w:sz w:val="24"/>
+          <w:szCs w:val="24"/>
+        </w:rPr>
+        <w:t>,</w:t>
+      </w:r>
+      <w:r>
+        <w:rPr>
+          <w:rFonts w:ascii="Times New Roman" w:hAnsi="Times New Roman"/>
+          <w:sz w:val="24"/>
+          <w:szCs w:val="24"/>
+        </w:rPr>
+        <w:t xml:space="preserve"> </w:t>
+      </w:r>
+      <w:r>
+        <w:rPr>
+          <w:rFonts w:ascii="Times New Roman" w:hAnsi="Times New Roman"/>
+          <w:sz w:val="24"/>
+          <w:szCs w:val="24"/>
+        </w:rPr>
+        <w:t>ГОСТ</w:t>
+      </w:r>
+      <w:r>
+        <w:rPr>
+          <w:rFonts w:ascii="Times New Roman" w:hAnsi="Times New Roman"/>
+          <w:sz w:val="24"/>
+          <w:szCs w:val="24"/>
+        </w:rPr>
+        <w:t xml:space="preserve"> 8736-2025</w:t>
+      </w:r>
+      <w:r>
+        <w:rPr>
+          <w:rFonts w:ascii="Times New Roman" w:hAnsi="Times New Roman"/>
+          <w:sz w:val="24"/>
+          <w:szCs w:val="24"/>
+        </w:rPr>
+        <w:t xml:space="preserve">   </w:t>
+      </w:r>
+    </w:p>
+    <w:p>
+      <w:pPr>
+        <w:spacing w:after="0" w:line="240" w:lineRule="auto"/>
         <w:jc w:val="center"/>
         <w:rPr>
           <w:rFonts w:ascii="Times New Roman" w:hAnsi="Times New Roman"/>
@@ -2775,305 +2897,165 @@
       <w:r>
         <w:rPr>
           <w:rFonts w:ascii="Times New Roman" w:hAnsi="Times New Roman"/>
-          <w:sz w:val="24"/>
-          <w:szCs w:val="24"/>
-        </w:rPr>
-        <w:t>соответствует требованиям</w:t>
-      </w:r>
-      <w:r>
-        <w:rPr>
-          <w:rFonts w:ascii="Times New Roman" w:hAnsi="Times New Roman"/>
-          <w:sz w:val="24"/>
-          <w:szCs w:val="24"/>
+          <w:sz w:val="4"/>
+          <w:szCs w:val="4"/>
+        </w:rPr>
+        <w:t>_</w:t>
+      </w:r>
+      <w:r>
+        <w:rPr>
+          <w:rFonts w:ascii="Times New Roman" w:hAnsi="Times New Roman"/>
+          <w:sz w:val="4"/>
+          <w:szCs w:val="4"/>
+        </w:rPr>
+        <w:t xml:space="preserve">                                                                                                                                                          </w:t>
+      </w:r>
+      <w:r>
+        <w:rPr>
+          <w:rFonts w:ascii="Times New Roman" w:hAnsi="Times New Roman"/>
+          <w:sz w:val="4"/>
+          <w:szCs w:val="4"/>
+        </w:rPr>
+        <w:t xml:space="preserve">                                                       </w:t>
+      </w:r>
+      <w:r>
+        <w:rPr>
+          <w:rFonts w:ascii="Times New Roman" w:hAnsi="Times New Roman"/>
+          <w:sz w:val="4"/>
+          <w:szCs w:val="4"/>
+        </w:rPr>
+        <w:t xml:space="preserve">  </w:t>
+      </w:r>
+      <w:r>
+        <w:rPr>
+          <w:rFonts w:ascii="Times New Roman" w:hAnsi="Times New Roman"/>
+          <w:sz w:val="4"/>
+          <w:szCs w:val="4"/>
+        </w:rPr>
+        <w:t xml:space="preserve">                                                                     </w:t>
+      </w:r>
+      <w:r>
+        <w:rPr>
+          <w:rFonts w:ascii="Times New Roman" w:hAnsi="Times New Roman"/>
+          <w:sz w:val="4"/>
+          <w:szCs w:val="4"/>
+        </w:rPr>
+        <w:t>___________________________________</w:t>
+      </w:r>
+      <w:bookmarkStart w:id="19" w:name="_GoBack"/>
+      <w:bookmarkEnd w:id="19"/>
+      <w:r>
+        <w:rPr>
+          <w:rFonts w:ascii="Times New Roman" w:hAnsi="Times New Roman"/>
+          <w:sz w:val="4"/>
+          <w:szCs w:val="4"/>
+        </w:rPr>
+        <w:t>___________________________________________________________________________________________________________________________________________________________________________________________________________________________________</w:t>
+      </w:r>
+      <w:r>
+        <w:rPr>
+          <w:rFonts w:ascii="Times New Roman" w:hAnsi="Times New Roman"/>
+          <w:sz w:val="4"/>
+          <w:szCs w:val="4"/>
+        </w:rPr>
+        <w:t>____________________________________________________________________________</w:t>
+      </w:r>
+    </w:p>
+    <w:p>
+      <w:pPr>
+        <w:spacing w:after="0" w:line="240" w:lineRule="auto"/>
+        <w:jc w:val="both"/>
+        <w:rPr>
+          <w:rFonts w:ascii="Times New Roman" w:hAnsi="Times New Roman"/>
+          <w:sz w:val="24"/>
+          <w:szCs w:val="24"/>
+        </w:rPr>
+      </w:pPr>
+      <w:bookmarkStart w:id="20" w:name="OLE_LINK70"/>
+      <w:bookmarkStart w:id="21" w:name="OLE_LINK71"/>
+      <w:r>
+        <w:rPr>
+          <w:rFonts w:ascii="Times New Roman" w:hAnsi="Times New Roman"/>
+          <w:sz w:val="4"/>
+          <w:szCs w:val="4"/>
+        </w:rPr>
+        <w:t>__</w:t>
+      </w:r>
+      <w:r>
+        <w:rPr>
+          <w:rFonts w:ascii="Times New Roman" w:hAnsi="Times New Roman"/>
+          <w:sz w:val="4"/>
+          <w:szCs w:val="4"/>
+        </w:rPr>
+        <w:t>_______________________________________________________________________________________________________________________________________________________________________________________________________________________________________________________________________________________________________________________________________________________________________________________________________________________________________________________________________________________________</w:t>
+      </w:r>
+    </w:p>
+    <w:bookmarkEnd w:id="20"/>
+    <w:bookmarkEnd w:id="21"/>
+    <w:p>
+      <w:pPr>
+        <w:spacing w:after="0" w:line="240" w:lineRule="auto"/>
+        <w:jc w:val="center"/>
+        <w:rPr>
+          <w:rFonts w:ascii="Times New Roman" w:hAnsi="Times New Roman"/>
+          <w:sz w:val="20"/>
+          <w:szCs w:val="20"/>
+        </w:rPr>
+      </w:pPr>
+      <w:r>
+        <w:rPr>
+          <w:rFonts w:ascii="Times New Roman" w:hAnsi="Times New Roman"/>
+          <w:sz w:val="20"/>
+          <w:szCs w:val="20"/>
+        </w:rPr>
+        <w:lastRenderedPageBreak/>
+        <w:t>(обозначение документ</w:t>
+      </w:r>
+      <w:r>
+        <w:rPr>
+          <w:rFonts w:ascii="Times New Roman" w:hAnsi="Times New Roman"/>
+          <w:sz w:val="20"/>
+          <w:szCs w:val="20"/>
+        </w:rPr>
+        <w:t>а (документов)</w:t>
+      </w:r>
+      <w:r>
+        <w:rPr>
+          <w:rFonts w:ascii="Times New Roman" w:hAnsi="Times New Roman"/>
+          <w:sz w:val="20"/>
+          <w:szCs w:val="20"/>
+        </w:rPr>
+        <w:t>, устанавливающ</w:t>
+      </w:r>
+      <w:r>
+        <w:rPr>
+          <w:rFonts w:ascii="Times New Roman" w:hAnsi="Times New Roman"/>
+          <w:sz w:val="20"/>
+          <w:szCs w:val="20"/>
+        </w:rPr>
+        <w:t>его (устанавливающих)</w:t>
+      </w:r>
+      <w:r>
+        <w:rPr>
+          <w:rFonts w:ascii="Times New Roman" w:hAnsi="Times New Roman"/>
+          <w:sz w:val="20"/>
+          <w:szCs w:val="20"/>
         </w:rPr>
         <w:t xml:space="preserve"> </w:t>
       </w:r>
       <w:r>
         <w:rPr>
           <w:rFonts w:ascii="Times New Roman" w:hAnsi="Times New Roman"/>
-          <w:sz w:val="24"/>
-          <w:szCs w:val="24"/>
-          <w:lang w:val="en-US"/>
-        </w:rPr>
-        <w:t>TP</w:t>
-      </w:r>
-      <w:r>
-        <w:rPr>
-          <w:rFonts w:ascii="Times New Roman" w:hAnsi="Times New Roman"/>
-          <w:sz w:val="24"/>
-          <w:szCs w:val="24"/>
-        </w:rPr>
-        <w:t xml:space="preserve"> 2009/013/</w:t>
-      </w:r>
-      <w:r>
-        <w:rPr>
-          <w:rFonts w:ascii="Times New Roman" w:hAnsi="Times New Roman"/>
-          <w:sz w:val="24"/>
-          <w:szCs w:val="24"/>
-          <w:lang w:val="en-US"/>
-        </w:rPr>
-        <w:t>BY</w:t>
-      </w:r>
-      <w:r>
-        <w:rPr>
-          <w:rFonts w:ascii="Times New Roman" w:hAnsi="Times New Roman"/>
-          <w:sz w:val="24"/>
-          <w:szCs w:val="24"/>
-        </w:rPr>
-        <w:t xml:space="preserve"> «Здания и сооружения,</w:t>
-      </w:r>
-      <w:r>
-        <w:rPr>
-          <w:rFonts w:ascii="Times New Roman" w:hAnsi="Times New Roman"/>
-          <w:sz w:val="24"/>
-          <w:szCs w:val="24"/>
-        </w:rPr>
-        <w:t xml:space="preserve"> </w:t>
-      </w:r>
-      <w:r>
-        <w:rPr>
-          <w:rFonts w:ascii="Times New Roman" w:hAnsi="Times New Roman"/>
-          <w:sz w:val="24"/>
-          <w:szCs w:val="24"/>
-        </w:rPr>
-        <w:t xml:space="preserve">строительные материалы </w:t>
-      </w:r>
-      <w:r>
-        <w:rPr>
-          <w:rFonts w:ascii="Times New Roman" w:hAnsi="Times New Roman"/>
-          <w:sz w:val="24"/>
-          <w:szCs w:val="24"/>
-        </w:rPr>
-        <w:t xml:space="preserve">                                                                                                                                          </w:t>
-      </w:r>
-    </w:p>
-    <w:p>
-      <w:pPr>
-        <w:spacing w:after="0" w:line="240" w:lineRule="auto"/>
-        <w:jc w:val="center"/>
-        <w:rPr>
-          <w:rFonts w:ascii="Times New Roman" w:hAnsi="Times New Roman"/>
-          <w:sz w:val="24"/>
-          <w:szCs w:val="24"/>
-        </w:rPr>
-      </w:pPr>
-      <w:r>
-        <w:rPr>
-          <w:rFonts w:ascii="Times New Roman" w:hAnsi="Times New Roman"/>
-          <w:sz w:val="4"/>
-          <w:szCs w:val="4"/>
-        </w:rPr>
-        <w:t>_</w:t>
-      </w:r>
-      <w:r>
-        <w:rPr>
-          <w:rFonts w:ascii="Times New Roman" w:hAnsi="Times New Roman"/>
-          <w:sz w:val="4"/>
-          <w:szCs w:val="4"/>
-        </w:rPr>
-        <w:t xml:space="preserve">                                                                                                                                                          </w:t>
-      </w:r>
-      <w:r>
-        <w:rPr>
-          <w:rFonts w:ascii="Times New Roman" w:hAnsi="Times New Roman"/>
-          <w:sz w:val="4"/>
-          <w:szCs w:val="4"/>
-        </w:rPr>
-        <w:t xml:space="preserve">                                                       </w:t>
-      </w:r>
-      <w:r>
-        <w:rPr>
-          <w:rFonts w:ascii="Times New Roman" w:hAnsi="Times New Roman"/>
-          <w:sz w:val="4"/>
-          <w:szCs w:val="4"/>
-        </w:rPr>
-        <w:t xml:space="preserve">  </w:t>
-      </w:r>
-      <w:r>
-        <w:rPr>
-          <w:rFonts w:ascii="Times New Roman" w:hAnsi="Times New Roman"/>
-          <w:sz w:val="4"/>
-          <w:szCs w:val="4"/>
-        </w:rPr>
-        <w:t xml:space="preserve">                                                                     </w:t>
-      </w:r>
-      <w:r>
-        <w:rPr>
-          <w:rFonts w:ascii="Times New Roman" w:hAnsi="Times New Roman"/>
-          <w:sz w:val="4"/>
-          <w:szCs w:val="4"/>
-        </w:rPr>
-        <w:t>______________________________________________________________________________________________________________________________________________________________________________________________________________________________________________________________________</w:t>
-      </w:r>
-      <w:r>
-        <w:rPr>
-          <w:rFonts w:ascii="Times New Roman" w:hAnsi="Times New Roman"/>
-          <w:sz w:val="4"/>
-          <w:szCs w:val="4"/>
-        </w:rPr>
-        <w:t>____________________________________________________________________________</w:t>
-      </w:r>
-    </w:p>
-    <w:p>
-      <w:pPr>
-        <w:spacing w:after="0" w:line="240" w:lineRule="auto"/>
-        <w:jc w:val="both"/>
-        <w:rPr>
-          <w:rFonts w:ascii="Times New Roman" w:hAnsi="Times New Roman"/>
-          <w:sz w:val="24"/>
-          <w:szCs w:val="24"/>
-        </w:rPr>
-      </w:pPr>
-      <w:r>
-        <w:rPr>
-          <w:rFonts w:ascii="Times New Roman" w:hAnsi="Times New Roman"/>
-          <w:sz w:val="24"/>
-          <w:szCs w:val="24"/>
-        </w:rPr>
-        <w:lastRenderedPageBreak/>
-        <w:t>и изделия. Безопасность»</w:t>
-      </w:r>
-      <w:bookmarkStart w:id="19" w:name="OLE_LINK70"/>
-      <w:bookmarkStart w:id="20" w:name="OLE_LINK71"/>
-      <w:r>
-        <w:rPr>
-          <w:rFonts w:ascii="Times New Roman" w:hAnsi="Times New Roman"/>
-          <w:sz w:val="24"/>
-          <w:szCs w:val="24"/>
-        </w:rPr>
-        <w:t>, СТБ</w:t>
-      </w:r>
-      <w:r>
-        <w:rPr>
-          <w:rFonts w:ascii="Times New Roman" w:hAnsi="Times New Roman"/>
-          <w:sz w:val="24"/>
-          <w:szCs w:val="24"/>
-        </w:rPr>
-        <w:t xml:space="preserve"> </w:t>
-      </w:r>
-      <w:r>
-        <w:rPr>
-          <w:rFonts w:ascii="Times New Roman" w:hAnsi="Times New Roman"/>
-          <w:sz w:val="24"/>
-          <w:szCs w:val="24"/>
-        </w:rPr>
-        <w:t>1035-96</w:t>
-      </w:r>
-      <w:r>
-        <w:rPr>
-          <w:rFonts w:ascii="Times New Roman" w:hAnsi="Times New Roman"/>
-          <w:sz w:val="24"/>
-          <w:szCs w:val="24"/>
-        </w:rPr>
-        <w:t xml:space="preserve"> «</w:t>
-      </w:r>
-      <w:r>
-        <w:rPr>
-          <w:rFonts w:ascii="Times New Roman" w:hAnsi="Times New Roman"/>
-          <w:sz w:val="24"/>
-          <w:szCs w:val="24"/>
-        </w:rPr>
-        <w:t>Смеси бетонные. Технические условия</w:t>
-      </w:r>
-      <w:r>
-        <w:rPr>
-          <w:rFonts w:ascii="Times New Roman" w:hAnsi="Times New Roman"/>
-          <w:sz w:val="24"/>
-          <w:szCs w:val="24"/>
-        </w:rPr>
-        <w:t>»</w:t>
-      </w:r>
-      <w:r>
-        <w:rPr>
-          <w:rFonts w:ascii="Times New Roman" w:hAnsi="Times New Roman"/>
-          <w:sz w:val="24"/>
-          <w:szCs w:val="24"/>
-          <w:u w:val="single"/>
-        </w:rPr>
-        <w:t xml:space="preserve"> </w:t>
-      </w:r>
-      <w:r>
-        <w:rPr>
-          <w:rFonts w:ascii="Times New Roman" w:hAnsi="Times New Roman"/>
-          <w:sz w:val="4"/>
-          <w:szCs w:val="4"/>
-        </w:rPr>
-        <w:t>__</w:t>
-      </w:r>
-      <w:r>
-        <w:rPr>
-          <w:rFonts w:ascii="Times New Roman" w:hAnsi="Times New Roman"/>
-          <w:sz w:val="4"/>
-          <w:szCs w:val="4"/>
-        </w:rPr>
-        <w:t>_______________________________________________________________________________________________________________________________________________________________________________________________________________________________________________________________________________________________________________________________________________________________________________________________________________________________________________________________________________________________</w:t>
-      </w:r>
-    </w:p>
-    <w:bookmarkEnd w:id="19"/>
-    <w:bookmarkEnd w:id="20"/>
-    <w:p>
-      <w:pPr>
-        <w:spacing w:after="0" w:line="240" w:lineRule="auto"/>
-        <w:jc w:val="center"/>
-        <w:rPr>
-          <w:rFonts w:ascii="Times New Roman" w:hAnsi="Times New Roman"/>
-          <w:sz w:val="20"/>
-          <w:szCs w:val="20"/>
-        </w:rPr>
-      </w:pPr>
-      <w:r>
-        <w:rPr>
-          <w:rFonts w:ascii="Times New Roman" w:hAnsi="Times New Roman"/>
-          <w:sz w:val="20"/>
-          <w:szCs w:val="20"/>
-        </w:rPr>
-        <w:t>(обозначение документ</w:t>
-      </w:r>
-      <w:r>
-        <w:rPr>
-          <w:rFonts w:ascii="Times New Roman" w:hAnsi="Times New Roman"/>
-          <w:sz w:val="20"/>
-          <w:szCs w:val="20"/>
-        </w:rPr>
-        <w:t>а (документов)</w:t>
-      </w:r>
-      <w:r>
-        <w:rPr>
-          <w:rFonts w:ascii="Times New Roman" w:hAnsi="Times New Roman"/>
-          <w:sz w:val="20"/>
-          <w:szCs w:val="20"/>
-        </w:rPr>
-        <w:t>, устанавливающ</w:t>
-      </w:r>
-      <w:r>
-        <w:rPr>
-          <w:rFonts w:ascii="Times New Roman" w:hAnsi="Times New Roman"/>
-          <w:sz w:val="20"/>
-          <w:szCs w:val="20"/>
-        </w:rPr>
-        <w:t>его (устанавливающих)</w:t>
-      </w:r>
-      <w:r>
-        <w:rPr>
-          <w:rFonts w:ascii="Times New Roman" w:hAnsi="Times New Roman"/>
-          <w:sz w:val="20"/>
-          <w:szCs w:val="20"/>
-        </w:rPr>
-        <w:t xml:space="preserve"> </w:t>
-      </w:r>
-      <w:r>
-        <w:rPr>
-          <w:rFonts w:ascii="Times New Roman" w:hAnsi="Times New Roman"/>
           <w:sz w:val="20"/>
           <w:szCs w:val="20"/>
         </w:rPr>
         <w:t xml:space="preserve">технические требования, на </w:t>
       </w:r>
-      <w:bookmarkStart w:id="21" w:name="OLE_LINK94"/>
-      <w:bookmarkStart w:id="22" w:name="OLE_LINK95"/>
-      <w:bookmarkStart w:id="23" w:name="OLE_LINK96"/>
-      <w:bookmarkStart w:id="24" w:name="OLE_LINK99"/>
-      <w:bookmarkStart w:id="25" w:name="OLE_LINK100"/>
+      <w:bookmarkStart w:id="22" w:name="OLE_LINK94"/>
+      <w:bookmarkStart w:id="23" w:name="OLE_LINK95"/>
+      <w:bookmarkStart w:id="24" w:name="OLE_LINK96"/>
+      <w:bookmarkStart w:id="25" w:name="OLE_LINK99"/>
+      <w:bookmarkStart w:id="26" w:name="OLE_LINK100"/>
       <w:bookmarkEnd w:id="14"/>
       <w:bookmarkEnd w:id="15"/>
       <w:bookmarkEnd w:id="16"/>
@@ -3151,12 +3133,12 @@
         </w:rPr>
         <w:t>)</w:t>
       </w:r>
-      <w:bookmarkEnd w:id="21"/>
       <w:bookmarkEnd w:id="22"/>
       <w:bookmarkEnd w:id="23"/>
-    </w:p>
-    <w:bookmarkEnd w:id="24"/>
+      <w:bookmarkEnd w:id="24"/>
+    </w:p>
     <w:bookmarkEnd w:id="25"/>
+    <w:bookmarkEnd w:id="26"/>
     <w:p>
       <w:pPr>
         <w:spacing w:after="0" w:line="240" w:lineRule="auto"/>
@@ -3293,8 +3275,8 @@
           <w:szCs w:val="4"/>
         </w:rPr>
       </w:pPr>
-      <w:bookmarkStart w:id="26" w:name="OLE_LINK92"/>
-      <w:bookmarkStart w:id="27" w:name="OLE_LINK93"/>
+      <w:bookmarkStart w:id="27" w:name="OLE_LINK92"/>
+      <w:bookmarkStart w:id="28" w:name="OLE_LINK93"/>
     </w:p>
     <w:p>
       <w:pPr>
@@ -3353,8 +3335,8 @@
         <w:t>(обозначение схемы сертификации продукции)</w:t>
       </w:r>
     </w:p>
-    <w:bookmarkEnd w:id="26"/>
     <w:bookmarkEnd w:id="27"/>
+    <w:bookmarkEnd w:id="28"/>
     <w:p>
       <w:pPr>
         <w:spacing w:after="0" w:line="240" w:lineRule="auto"/>
@@ -3522,38 +3504,14 @@
     </w:p>
     <w:p>
       <w:pPr>
-        <w:numPr>
-          <w:ilvl w:val="0"/>
-          <w:numId w:val="1"/>
-        </w:numPr>
-        <w:tabs>
-          <w:tab w:val="left" w:pos="284"/>
-        </w:tabs>
-        <w:spacing w:after="0" w:line="240" w:lineRule="auto"/>
-        <w:ind w:left="0" w:firstLine="0"/>
-        <w:jc w:val="both"/>
-        <w:rPr>
-          <w:rFonts w:ascii="Times New Roman" w:hAnsi="Times New Roman"/>
-          <w:sz w:val="24"/>
-          <w:szCs w:val="24"/>
-        </w:rPr>
-      </w:pPr>
-      <w:r>
-        <w:rPr>
-          <w:rFonts w:ascii="Times New Roman" w:hAnsi="Times New Roman"/>
-          <w:sz w:val="24"/>
-          <w:szCs w:val="24"/>
-        </w:rPr>
-        <w:t>Номенклатура</w:t>
-      </w:r>
-      <w:r>
-        <w:rPr>
-          <w:rFonts w:ascii="Times New Roman" w:hAnsi="Times New Roman"/>
-          <w:sz w:val="24"/>
-          <w:szCs w:val="24"/>
-        </w:rPr>
-        <w:t xml:space="preserve"> продукции</w:t>
-      </w:r>
+        <w:spacing w:after="0" w:line="240" w:lineRule="auto"/>
+        <w:jc w:val="both"/>
+        <w:rPr>
+          <w:rFonts w:ascii="Times New Roman" w:hAnsi="Times New Roman"/>
+          <w:sz w:val="24"/>
+          <w:szCs w:val="24"/>
+        </w:rPr>
+      </w:pPr>
     </w:p>
     <w:p>
       <w:pPr>
@@ -3815,7 +3773,15 @@
           <w:szCs w:val="24"/>
           <w:u w:val="single"/>
         </w:rPr>
-        <w:t>0</w:t>
+        <w:t>01</w:t>
+      </w:r>
+      <w:r>
+        <w:rPr>
+          <w:rFonts w:ascii="Times New Roman" w:hAnsi="Times New Roman"/>
+          <w:sz w:val="24"/>
+          <w:szCs w:val="24"/>
+        </w:rPr>
+        <w:t xml:space="preserve"> </w:t>
       </w:r>
       <w:r>
         <w:rPr>
@@ -3824,50 +3790,33 @@
           <w:szCs w:val="24"/>
           <w:u w:val="single"/>
         </w:rPr>
+        <w:t>сентября</w:t>
+      </w:r>
+      <w:r>
+        <w:rPr>
+          <w:rFonts w:ascii="Times New Roman" w:hAnsi="Times New Roman"/>
+          <w:sz w:val="24"/>
+          <w:szCs w:val="24"/>
+        </w:rPr>
+        <w:t xml:space="preserve"> 20</w:t>
+      </w:r>
+      <w:r>
+        <w:rPr>
+          <w:rFonts w:ascii="Times New Roman" w:hAnsi="Times New Roman"/>
+          <w:sz w:val="24"/>
+          <w:szCs w:val="24"/>
+          <w:u w:val="single"/>
+        </w:rPr>
+        <w:t>2</w:t>
+      </w:r>
+      <w:r>
+        <w:rPr>
+          <w:rFonts w:ascii="Times New Roman" w:hAnsi="Times New Roman"/>
+          <w:sz w:val="24"/>
+          <w:szCs w:val="24"/>
+          <w:u w:val="single"/>
+        </w:rPr>
         <w:t>6</w:t>
-      </w:r>
-      <w:r>
-        <w:rPr>
-          <w:rFonts w:ascii="Times New Roman" w:hAnsi="Times New Roman"/>
-          <w:sz w:val="24"/>
-          <w:szCs w:val="24"/>
-        </w:rPr>
-        <w:t xml:space="preserve"> </w:t>
-      </w:r>
-      <w:r>
-        <w:rPr>
-          <w:rFonts w:ascii="Times New Roman" w:hAnsi="Times New Roman"/>
-          <w:sz w:val="24"/>
-          <w:szCs w:val="24"/>
-          <w:u w:val="single"/>
-        </w:rPr>
-        <w:t>июня</w:t>
-      </w:r>
-      <w:r>
-        <w:rPr>
-          <w:rFonts w:ascii="Times New Roman" w:hAnsi="Times New Roman"/>
-          <w:sz w:val="24"/>
-          <w:szCs w:val="24"/>
-        </w:rPr>
-        <w:t xml:space="preserve"> 20</w:t>
-      </w:r>
-      <w:r>
-        <w:rPr>
-          <w:rFonts w:ascii="Times New Roman" w:hAnsi="Times New Roman"/>
-          <w:sz w:val="24"/>
-          <w:szCs w:val="24"/>
-          <w:u w:val="single"/>
-        </w:rPr>
-        <w:t>2</w:t>
-      </w:r>
-      <w:r>
-        <w:rPr>
-          <w:rFonts w:ascii="Times New Roman" w:hAnsi="Times New Roman"/>
-          <w:sz w:val="24"/>
-          <w:szCs w:val="24"/>
-          <w:u w:val="single"/>
-        </w:rPr>
-        <w:t>5</w:t>
       </w:r>
       <w:r>
         <w:rPr>
@@ -4136,7 +4085,15 @@
           <w:szCs w:val="24"/>
           <w:u w:val="single"/>
         </w:rPr>
-        <w:t>0</w:t>
+        <w:t>01</w:t>
+      </w:r>
+      <w:r>
+        <w:rPr>
+          <w:rFonts w:ascii="Times New Roman" w:hAnsi="Times New Roman"/>
+          <w:sz w:val="24"/>
+          <w:szCs w:val="24"/>
+        </w:rPr>
+        <w:t xml:space="preserve"> </w:t>
       </w:r>
       <w:r>
         <w:rPr>
@@ -4145,50 +4102,33 @@
           <w:szCs w:val="24"/>
           <w:u w:val="single"/>
         </w:rPr>
+        <w:t>сентября</w:t>
+      </w:r>
+      <w:r>
+        <w:rPr>
+          <w:rFonts w:ascii="Times New Roman" w:hAnsi="Times New Roman"/>
+          <w:sz w:val="24"/>
+          <w:szCs w:val="24"/>
+        </w:rPr>
+        <w:t xml:space="preserve"> 20</w:t>
+      </w:r>
+      <w:r>
+        <w:rPr>
+          <w:rFonts w:ascii="Times New Roman" w:hAnsi="Times New Roman"/>
+          <w:sz w:val="24"/>
+          <w:szCs w:val="24"/>
+          <w:u w:val="single"/>
+        </w:rPr>
+        <w:t>2</w:t>
+      </w:r>
+      <w:r>
+        <w:rPr>
+          <w:rFonts w:ascii="Times New Roman" w:hAnsi="Times New Roman"/>
+          <w:sz w:val="24"/>
+          <w:szCs w:val="24"/>
+          <w:u w:val="single"/>
+        </w:rPr>
         <w:t>6</w:t>
-      </w:r>
-      <w:r>
-        <w:rPr>
-          <w:rFonts w:ascii="Times New Roman" w:hAnsi="Times New Roman"/>
-          <w:sz w:val="24"/>
-          <w:szCs w:val="24"/>
-        </w:rPr>
-        <w:t xml:space="preserve"> </w:t>
-      </w:r>
-      <w:r>
-        <w:rPr>
-          <w:rFonts w:ascii="Times New Roman" w:hAnsi="Times New Roman"/>
-          <w:sz w:val="24"/>
-          <w:szCs w:val="24"/>
-          <w:u w:val="single"/>
-        </w:rPr>
-        <w:t>июня</w:t>
-      </w:r>
-      <w:r>
-        <w:rPr>
-          <w:rFonts w:ascii="Times New Roman" w:hAnsi="Times New Roman"/>
-          <w:sz w:val="24"/>
-          <w:szCs w:val="24"/>
-        </w:rPr>
-        <w:t xml:space="preserve"> 20</w:t>
-      </w:r>
-      <w:r>
-        <w:rPr>
-          <w:rFonts w:ascii="Times New Roman" w:hAnsi="Times New Roman"/>
-          <w:sz w:val="24"/>
-          <w:szCs w:val="24"/>
-          <w:u w:val="single"/>
-        </w:rPr>
-        <w:t>2</w:t>
-      </w:r>
-      <w:r>
-        <w:rPr>
-          <w:rFonts w:ascii="Times New Roman" w:hAnsi="Times New Roman"/>
-          <w:sz w:val="24"/>
-          <w:szCs w:val="24"/>
-          <w:u w:val="single"/>
-        </w:rPr>
-        <w:t>5</w:t>
       </w:r>
       <w:r>
         <w:rPr>
@@ -4232,7 +4172,7 @@
 </file>
 
 <file path=word/numbering.xml><?xml version="1.0" encoding="utf-8"?>
-<w:numbering xmlns:wpc="http://schemas.microsoft.com/office/word/2010/wordprocessingCanvas" xmlns:cx="http://schemas.microsoft.com/office/drawing/2014/chartex" xmlns:cx1="http://schemas.microsoft.com/office/drawing/2015/9/8/chartex" xmlns:cx2="http://schemas.microsoft.com/office/drawing/2015/10/21/chartex" xmlns:cx3="http://schemas.microsoft.com/office/drawing/2016/5/9/chartex" xmlns:cx4="http://schemas.microsoft.com/office/drawing/2016/5/10/chartex" xmlns:cx5="http://schemas.microsoft.com/office/drawing/2016/5/11/chartex" xmlns:cx6="http://schemas.microsoft.com/office/drawing/2016/5/12/chartex" xmlns:cx7="http://schemas.microsoft.com/office/drawing/2016/5/13/chartex" xmlns:cx8="http://schemas.microsoft.com/office/drawing/2016/5/14/chartex" xmlns:mc="http://schemas.openxmlformats.org/markup-compatibility/2006" xmlns:aink="http://schemas.microsoft.com/office/drawing/2016/ink" xmlns:am3d="http://schemas.microsoft.com/office/drawing/2017/model3d" xmlns:o="urn:schemas-microsoft-com:office:office" xmlns:oel="http://schemas.microsoft.com/office/2019/extlst" xmlns:r="http://schemas.openxmlformats.org/officeDocument/2006/relationships" xmlns:m="http://schemas.openxmlformats.org/officeDocument/2006/math" xmlns:v="urn:schemas-microsoft-com:vml" xmlns:wp14="http://schemas.microsoft.com/office/word/2010/wordprocessingDrawing" xmlns:wp="http://schemas.openxmlformats.org/drawingml/2006/wordprocessingDrawing" xmlns:w10="urn:schemas-microsoft-com:office:word" xmlns:w="http://schemas.openxmlformats.org/wordprocessingml/2006/main" xmlns:w14="http://schemas.microsoft.com/office/word/2010/wordml" xmlns:w15="http://schemas.microsoft.com/office/word/2012/wordml" xmlns:w16cex="http://schemas.microsoft.com/office/word/2018/wordml/cex" xmlns:w16cid="http://schemas.microsoft.com/office/word/2016/wordml/cid" xmlns:w16="http://schemas.microsoft.com/office/word/2018/wordml" xmlns:w16du="http://schemas.microsoft.com/office/word/2023/wordml/word16du" xmlns:w16sdtdh="http://schemas.microsoft.com/office/word/2020/wordml/sdtdatahash" xmlns:w16sdtfl="http://schemas.microsoft.com/office/word/2024/wordml/sdtformatlock" xmlns:w16se="http://schemas.microsoft.com/office/word/2015/wordml/symex" xmlns:wpg="http://schemas.microsoft.com/office/word/2010/wordprocessingGroup" xmlns:wpi="http://schemas.microsoft.com/office/word/2010/wordprocessingInk" xmlns:wne="http://schemas.microsoft.com/office/word/2006/wordml" xmlns:wps="http://schemas.microsoft.com/office/word/2010/wordprocessingShape" mc:Ignorable="w14 w15 w16se w16cid w16 w16cex w16sdtdh w16sdtfl w16du wp14">
+<w:numbering xmlns:wpc="http://schemas.microsoft.com/office/word/2010/wordprocessingCanvas" xmlns:cx="http://schemas.microsoft.com/office/drawing/2014/chartex" xmlns:cx1="http://schemas.microsoft.com/office/drawing/2015/9/8/chartex" xmlns:mc="http://schemas.openxmlformats.org/markup-compatibility/2006" xmlns:o="urn:schemas-microsoft-com:office:office" xmlns:r="http://schemas.openxmlformats.org/officeDocument/2006/relationships" xmlns:m="http://schemas.openxmlformats.org/officeDocument/2006/math" xmlns:v="urn:schemas-microsoft-com:vml" xmlns:wp14="http://schemas.microsoft.com/office/word/2010/wordprocessingDrawing" xmlns:wp="http://schemas.openxmlformats.org/drawingml/2006/wordprocessingDrawing" xmlns:w10="urn:schemas-microsoft-com:office:word" xmlns:w="http://schemas.openxmlformats.org/wordprocessingml/2006/main" xmlns:w14="http://schemas.microsoft.com/office/word/2010/wordml" xmlns:w15="http://schemas.microsoft.com/office/word/2012/wordml" xmlns:w16se="http://schemas.microsoft.com/office/word/2015/wordml/symex" xmlns:wpg="http://schemas.microsoft.com/office/word/2010/wordprocessingGroup" xmlns:wpi="http://schemas.microsoft.com/office/word/2010/wordprocessingInk" xmlns:wne="http://schemas.microsoft.com/office/word/2006/wordml" xmlns:wps="http://schemas.microsoft.com/office/word/2010/wordprocessingShape" mc:Ignorable="w14 w15 w16se wp14">
   <w:abstractNum w:abstractNumId="0" w15:restartNumberingAfterBreak="0">
     <w:nsid w:val="5D112DA0"/>
     <w:multiLevelType w:val="hybridMultilevel"/>
@@ -4322,14 +4262,14 @@
       </w:pPr>
     </w:lvl>
   </w:abstractNum>
-  <w:num w:numId="1" w16cid:durableId="1462577447">
+  <w:num w:numId="1">
     <w:abstractNumId w:val="0"/>
   </w:num>
 </w:numbering>
 </file>
 
 <file path=word/styles.xml><?xml version="1.0" encoding="utf-8"?>
-<w:styles xmlns:mc="http://schemas.openxmlformats.org/markup-compatibility/2006" xmlns:r="http://schemas.openxmlformats.org/officeDocument/2006/relationships" xmlns:w="http://schemas.openxmlformats.org/wordprocessingml/2006/main" xmlns:w14="http://schemas.microsoft.com/office/word/2010/wordml" xmlns:w15="http://schemas.microsoft.com/office/word/2012/wordml" xmlns:w16cex="http://schemas.microsoft.com/office/word/2018/wordml/cex" xmlns:w16cid="http://schemas.microsoft.com/office/word/2016/wordml/cid" xmlns:w16="http://schemas.microsoft.com/office/word/2018/wordml" xmlns:w16du="http://schemas.microsoft.com/office/word/2023/wordml/word16du" xmlns:w16sdtdh="http://schemas.microsoft.com/office/word/2020/wordml/sdtdatahash" xmlns:w16sdtfl="http://schemas.microsoft.com/office/word/2024/wordml/sdtformatlock" xmlns:w16se="http://schemas.microsoft.com/office/word/2015/wordml/symex" mc:Ignorable="w14 w15 w16se w16cid w16 w16cex w16sdtdh w16sdtfl w16du">
+<w:styles xmlns:mc="http://schemas.openxmlformats.org/markup-compatibility/2006" xmlns:r="http://schemas.openxmlformats.org/officeDocument/2006/relationships" xmlns:w="http://schemas.openxmlformats.org/wordprocessingml/2006/main" xmlns:w14="http://schemas.microsoft.com/office/word/2010/wordml" xmlns:w15="http://schemas.microsoft.com/office/word/2012/wordml" xmlns:w16se="http://schemas.microsoft.com/office/word/2015/wordml/symex" mc:Ignorable="w14 w15 w16se">
   <w:docDefaults>
     <w:rPrDefault>
       <w:rPr>
@@ -4339,7 +4279,7 @@
     </w:rPrDefault>
     <w:pPrDefault/>
   </w:docDefaults>
-  <w:latentStyles w:defLockedState="0" w:defUIPriority="99" w:defSemiHidden="0" w:defUnhideWhenUsed="0" w:defQFormat="0" w:count="376">
+  <w:latentStyles w:defLockedState="0" w:defUIPriority="99" w:defSemiHidden="0" w:defUnhideWhenUsed="0" w:defQFormat="0" w:count="371">
     <w:lsdException w:name="Normal" w:uiPriority="0" w:qFormat="1"/>
     <w:lsdException w:name="heading 1" w:uiPriority="9" w:qFormat="1"/>
     <w:lsdException w:name="heading 2" w:semiHidden="1" w:uiPriority="9" w:unhideWhenUsed="1" w:qFormat="1"/>
@@ -4711,13 +4651,8 @@
     <w:lsdException w:name="List Table 5 Dark Accent 6" w:uiPriority="50"/>
     <w:lsdException w:name="List Table 6 Colorful Accent 6" w:uiPriority="51"/>
     <w:lsdException w:name="List Table 7 Colorful Accent 6" w:uiPriority="52"/>
-    <w:lsdException w:name="Mention" w:semiHidden="1" w:unhideWhenUsed="1"/>
-    <w:lsdException w:name="Smart Hyperlink" w:semiHidden="1" w:unhideWhenUsed="1"/>
-    <w:lsdException w:name="Hashtag" w:semiHidden="1" w:unhideWhenUsed="1"/>
-    <w:lsdException w:name="Unresolved Mention" w:semiHidden="1" w:unhideWhenUsed="1"/>
-    <w:lsdException w:name="Smart Link" w:semiHidden="1" w:unhideWhenUsed="1"/>
   </w:latentStyles>
-  <w:style w:type="paragraph" w:default="1" w:styleId="Normal">
+  <w:style w:type="paragraph" w:default="1" w:styleId="a">
     <w:name w:val="Normal"/>
     <w:qFormat/>
     <w:rsid w:val="00882390"/>
@@ -4730,13 +4665,13 @@
       <w:lang w:val="ru-RU"/>
     </w:rPr>
   </w:style>
-  <w:style w:type="character" w:default="1" w:styleId="DefaultParagraphFont">
+  <w:style w:type="character" w:default="1" w:styleId="a0">
     <w:name w:val="Default Paragraph Font"/>
     <w:uiPriority w:val="1"/>
     <w:semiHidden/>
     <w:unhideWhenUsed/>
   </w:style>
-  <w:style w:type="table" w:default="1" w:styleId="TableNormal">
+  <w:style w:type="table" w:default="1" w:styleId="a1">
     <w:name w:val="Normal Table"/>
     <w:uiPriority w:val="99"/>
     <w:semiHidden/>
@@ -4751,16 +4686,16 @@
       </w:tblCellMar>
     </w:tblPr>
   </w:style>
-  <w:style w:type="numbering" w:default="1" w:styleId="NoList">
+  <w:style w:type="numbering" w:default="1" w:styleId="a2">
     <w:name w:val="No List"/>
     <w:uiPriority w:val="99"/>
     <w:semiHidden/>
     <w:unhideWhenUsed/>
   </w:style>
-  <w:style w:type="paragraph" w:styleId="BalloonText">
+  <w:style w:type="paragraph" w:styleId="a3">
     <w:name w:val="Balloon Text"/>
-    <w:basedOn w:val="Normal"/>
-    <w:link w:val="BalloonTextChar"/>
+    <w:basedOn w:val="a"/>
+    <w:link w:val="a4"/>
     <w:uiPriority w:val="99"/>
     <w:semiHidden/>
     <w:unhideWhenUsed/>
@@ -4774,9 +4709,9 @@
       <w:szCs w:val="18"/>
     </w:rPr>
   </w:style>
-  <w:style w:type="character" w:customStyle="1" w:styleId="BalloonTextChar">
-    <w:name w:val="Balloon Text Char"/>
-    <w:link w:val="BalloonText"/>
+  <w:style w:type="character" w:customStyle="1" w:styleId="a4">
+    <w:name w:val="Текст выноски Знак"/>
+    <w:link w:val="a3"/>
     <w:uiPriority w:val="99"/>
     <w:semiHidden/>
     <w:rsid w:val="00E71B82"/>
@@ -4787,10 +4722,10 @@
       <w:lang w:eastAsia="en-US"/>
     </w:rPr>
   </w:style>
-  <w:style w:type="paragraph" w:styleId="PlainText">
+  <w:style w:type="paragraph" w:styleId="a5">
     <w:name w:val="Plain Text"/>
-    <w:basedOn w:val="Normal"/>
-    <w:link w:val="PlainTextChar"/>
+    <w:basedOn w:val="a"/>
+    <w:link w:val="a6"/>
     <w:rsid w:val="00372D6A"/>
     <w:pPr>
       <w:spacing w:after="0" w:line="240" w:lineRule="auto"/>
@@ -4802,9 +4737,9 @@
       <w:lang w:eastAsia="ru-RU"/>
     </w:rPr>
   </w:style>
-  <w:style w:type="character" w:customStyle="1" w:styleId="PlainTextChar">
-    <w:name w:val="Plain Text Char"/>
-    <w:link w:val="PlainText"/>
+  <w:style w:type="character" w:customStyle="1" w:styleId="a6">
+    <w:name w:val="Текст Знак"/>
+    <w:link w:val="a5"/>
     <w:rsid w:val="00372D6A"/>
     <w:rPr>
       <w:rFonts w:ascii="Arial" w:eastAsia="Times New Roman" w:hAnsi="Arial"/>
